--- a/spanverify-module/reports/gost/AKT_gotovnosti.docx
+++ b/spanverify-module/reports/gost/AKT_gotovnosti.docx
@@ -13,7 +13,7 @@
     <w:p/>
     <w:p>
       <w:r>
-        <w:t>Версия ПО: 1.3.0. Дата формирования: 2026-10-05.</w:t>
+        <w:t>Версия ПО: 1.3.0. Дата формирования: 2026-10-06.</w:t>
       </w:r>
     </w:p>
     <w:p/>
